--- a/rapports/Rapport_Bloc4_Application_Web_IA.docx
+++ b/rapports/Rapport_Bloc4_Application_Web_IA.docx
@@ -179,12 +179,12 @@
     </w:p>
     <w:p>
       <w:r>
-        <w:t>Les rapports précédents portaient sur la collecte et le stockage des données de marché (E1, Bloc1_data), la veille sur les services d'IA (E2, Bloc2_veille) et la mise en service du modèle de classification de tendance (E3, ml-api). Celui-ci porte sur l'application qui consomme ces deux services : Bloc4_app, un webapp Django hébergeant trois modules — comptes utilisateurs, tableau de bord et classification à la demande.</w:t>
+        <w:t>Les rapports précédents portaient sur la collecte et le stockage des données de marché (E1, Bloc1_data), la veille sur les services d'IA (E2, Bloc2_veille) et la mise en service du modèle de classification de tendance (E3, ml-api). Celui-ci porte sur l'application qui consomme ces deux services : Bloc4_app, un webapp Django hébergeant trois modules (comptes utilisateurs, tableau de bord et classification à la demande).</w:t>
       </w:r>
     </w:p>
     <w:p>
       <w:r>
-        <w:t>Point de vigilance à formuler explicitement : Bloc4_app ne définit aucun schéma de données métier propre — il consomme en lecture les données déjà décrites en E1 (paires, OHLCV, prédictions stockées) via l'API data-api, et déclenche des classifications à la demande via l'API ml-api décrite en E3. La seule donnée que Bloc4_app possède réellement est le compte utilisateur (modèle User natif de Django).</w:t>
+        <w:t>Point de vigilance à formuler explicitement : Bloc4_app ne définit aucun schéma de données métier propre. Il consomme en lecture les données déjà décrites en E1 (paires, OHLCV, prédictions stockées) via l'API data-api, et déclenche des classifications à la demande via l'API ml-api décrite en E3. La seule donnée que Bloc4_app possède réellement est le compte utilisateur (modèle User natif de Django).</w:t>
       </w:r>
     </w:p>
     <w:p>
@@ -254,7 +254,7 @@
     </w:p>
     <w:p>
       <w:r>
-        <w:t>Ces user stories sont dérivées de l'usage réel du projet (données déjà exposées par l'API Bloc1, modèle déjà exposé par l'API Bloc3) plutôt qu'issues d'un atelier de cadrage formel préalable avec des utilisateurs finaux — limite assumée, cohérente avec un projet de certification individuel.</w:t>
+        <w:t>Ces user stories sont dérivées de l'usage réel du projet (données déjà exposées par l'API Bloc1, modèle déjà exposé par l'API Bloc3), plutôt qu'issues d'un atelier de cadrage formel préalable avec des utilisateurs finaux : une limite assumée, cohérente avec un projet de certification individuel.</w:t>
       </w:r>
     </w:p>
     <w:p>
@@ -514,7 +514,7 @@
     </w:tbl>
     <w:p>
       <w:r>
-        <w:t>La seule donnée réellement possédée par Bloc4_app est le compte utilisateur — modèle User natif de Django (accounts/models.py), sans extension métier.</w:t>
+        <w:t>La seule donnée réellement possédée par Bloc4_app est le compte utilisateur (modèle User natif de Django, accounts/models.py, sans extension métier).</w:t>
       </w:r>
     </w:p>
     <w:p>
@@ -632,7 +632,7 @@
               <w:rPr>
                 <w:sz w:val="18"/>
               </w:rPr>
-              <w:t>S'authentifier (ou créer un compte) — accounts/login, accounts/register</w:t>
+              <w:t>S'authentifier ou créer un compte (accounts/login, accounts/register)</w:t>
             </w:r>
           </w:p>
         </w:tc>
@@ -676,7 +676,7 @@
               <w:rPr>
                 <w:sz w:val="18"/>
               </w:rPr>
-              <w:t>Vue d'ensemble : dernier prix et dernière prédiction stockée, par paire — dashboard/index.html</w:t>
+              <w:t>Vue d'ensemble : dernier prix et dernière prédiction stockée, par paire (dashboard/index.html)</w:t>
             </w:r>
           </w:p>
         </w:tc>
@@ -717,7 +717,7 @@
               <w:rPr>
                 <w:sz w:val="18"/>
               </w:rPr>
-              <w:t>Sélection paire + granularité → historique OHLCV et prédictions superposés — dashboard/charts.html</w:t>
+              <w:t>Sélection paire + granularité, puis historique OHLCV et prédictions superposés (dashboard/charts.html)</w:t>
             </w:r>
           </w:p>
         </w:tc>
@@ -761,7 +761,7 @@
               <w:rPr>
                 <w:sz w:val="18"/>
               </w:rPr>
-              <w:t>Sélection paire, granularité, appel réel à ml-api → résultat affiché — forecast/classify.html</w:t>
+              <w:t>Sélection paire et granularité, appel réel à ml-api, résultat affiché (forecast/classify.html)</w:t>
             </w:r>
           </w:p>
         </w:tc>
@@ -777,7 +777,7 @@
     </w:p>
     <w:p>
       <w:r>
-        <w:t>Pas de maquette graphique produite en amont — les gabarits ci-dessous décrivent la structure réelle des templates Django, cohérente avec le tableau des parcours ci-dessus :</w:t>
+        <w:t>Pas de maquette graphique produite en amont : les gabarits ci-dessous décrivent la structure réelle des templates Django, cohérente avec le tableau des parcours ci-dessus.</w:t>
       </w:r>
     </w:p>
     <w:p>
@@ -834,213 +834,17 @@
     </w:p>
     <w:p>
       <w:r>
-        <w:t>Standard visé : WCAG 2.1 AA. Évaluation honnête plutôt qu'un audit formel — l'application utilise une structure sémantique HTML5 réelle (balises &lt;nav&gt; et &lt;main&gt; dans templates/base.html) et hérite des contrastes par défaut de Bootstrap 5, mais l'examen direct des six templates montre que plusieurs objectifs affichés dans une version antérieure de la documentation ne sont pas encore tenus :</w:t>
-      </w:r>
-    </w:p>
-    <w:tbl>
-      <w:tblPr>
-        <w:tblStyle w:val="TableGrid"/>
-        <w:tblW w:type="auto" w:w="0"/>
-        <w:jc w:val="center"/>
-        <w:tblLook w:firstColumn="1" w:firstRow="1" w:lastColumn="0" w:lastRow="0" w:noHBand="0" w:noVBand="1" w:val="04A0"/>
-      </w:tblPr>
-      <w:tblGrid>
-        <w:gridCol w:w="4320"/>
-        <w:gridCol w:w="4320"/>
-      </w:tblGrid>
-      <w:tr>
-        <w:tc>
-          <w:tcPr>
-            <w:tcW w:type="dxa" w:w="2835"/>
-            <w:shd w:fill="2E74B5" w:val="clear"/>
-          </w:tcPr>
-          <w:p>
-            <w:pPr>
-              <w:jc w:val="center"/>
-            </w:pPr>
-            <w:r>
-              <w:rPr>
-                <w:b/>
-                <w:color w:val="FFFFFF"/>
-                <w:sz w:val="18"/>
-              </w:rPr>
-              <w:t>Critère WCAG</w:t>
-            </w:r>
-          </w:p>
-        </w:tc>
-        <w:tc>
-          <w:tcPr>
-            <w:tcW w:type="dxa" w:w="6236"/>
-            <w:shd w:fill="2E74B5" w:val="clear"/>
-          </w:tcPr>
-          <w:p>
-            <w:pPr>
-              <w:jc w:val="center"/>
-            </w:pPr>
-            <w:r>
-              <w:rPr>
-                <w:b/>
-                <w:color w:val="FFFFFF"/>
-                <w:sz w:val="18"/>
-              </w:rPr>
-              <w:t>État réel constaté</w:t>
-            </w:r>
-          </w:p>
-        </w:tc>
-      </w:tr>
-      <w:tr>
-        <w:tc>
-          <w:tcPr>
-            <w:tcW w:type="dxa" w:w="2835"/>
-          </w:tcPr>
-          <w:p>
-            <w:r>
-              <w:rPr>
-                <w:sz w:val="18"/>
-              </w:rPr>
-              <w:t>1.1.1 Contenu non textuel</w:t>
-            </w:r>
-          </w:p>
-        </w:tc>
-        <w:tc>
-          <w:tcPr>
-            <w:tcW w:type="dxa" w:w="6236"/>
-          </w:tcPr>
-          <w:p>
-            <w:r>
-              <w:rPr>
-                <w:sz w:val="18"/>
-              </w:rPr>
-              <w:t>Non tenu : aucun attribut alt ni aria-label dans les templates — le graphique Plotly (charts.html) n'a pas d'alternative textuelle.</w:t>
-            </w:r>
-          </w:p>
-        </w:tc>
-      </w:tr>
-      <w:tr>
-        <w:tc>
-          <w:tcPr>
-            <w:tcW w:type="dxa" w:w="2835"/>
-            <w:shd w:fill="D9E2F3" w:val="clear"/>
-          </w:tcPr>
-          <w:p>
-            <w:r>
-              <w:rPr>
-                <w:sz w:val="18"/>
-              </w:rPr>
-              <w:t>1.3.1 Information et relations</w:t>
-            </w:r>
-          </w:p>
-        </w:tc>
-        <w:tc>
-          <w:tcPr>
-            <w:tcW w:type="dxa" w:w="6236"/>
-            <w:shd w:fill="D9E2F3" w:val="clear"/>
-          </w:tcPr>
-          <w:p>
-            <w:r>
-              <w:rPr>
-                <w:sz w:val="18"/>
-              </w:rPr>
-              <w:t>Tenu : structure sémantique &lt;nav&gt;/&lt;main&gt;, formulaires Django avec labels associés.</w:t>
-            </w:r>
-          </w:p>
-        </w:tc>
-      </w:tr>
-      <w:tr>
-        <w:tc>
-          <w:tcPr>
-            <w:tcW w:type="dxa" w:w="2835"/>
-          </w:tcPr>
-          <w:p>
-            <w:r>
-              <w:rPr>
-                <w:sz w:val="18"/>
-              </w:rPr>
-              <w:t>1.4.3 Contraste minimum</w:t>
-            </w:r>
-          </w:p>
-        </w:tc>
-        <w:tc>
-          <w:tcPr>
-            <w:tcW w:type="dxa" w:w="6236"/>
-          </w:tcPr>
-          <w:p>
-            <w:r>
-              <w:rPr>
-                <w:sz w:val="18"/>
-              </w:rPr>
-              <w:t>Probablement tenu par défaut Bootstrap 5, mais non mesuré (pas d'outil de contrôle de contraste exécuté).</w:t>
-            </w:r>
-          </w:p>
-        </w:tc>
-      </w:tr>
-      <w:tr>
-        <w:tc>
-          <w:tcPr>
-            <w:tcW w:type="dxa" w:w="2835"/>
-            <w:shd w:fill="D9E2F3" w:val="clear"/>
-          </w:tcPr>
-          <w:p>
-            <w:r>
-              <w:rPr>
-                <w:sz w:val="18"/>
-              </w:rPr>
-              <w:t>2.4.1 Contourner des blocs</w:t>
-            </w:r>
-          </w:p>
-        </w:tc>
-        <w:tc>
-          <w:tcPr>
-            <w:tcW w:type="dxa" w:w="6236"/>
-            <w:shd w:fill="D9E2F3" w:val="clear"/>
-          </w:tcPr>
-          <w:p>
-            <w:r>
-              <w:rPr>
-                <w:sz w:val="18"/>
-              </w:rPr>
-              <w:t>Non tenu : aucun lien « Aller au contenu » dans templates/base.html.</w:t>
-            </w:r>
-          </w:p>
-        </w:tc>
-      </w:tr>
-      <w:tr>
-        <w:tc>
-          <w:tcPr>
-            <w:tcW w:type="dxa" w:w="2835"/>
-          </w:tcPr>
-          <w:p>
-            <w:r>
-              <w:rPr>
-                <w:sz w:val="18"/>
-              </w:rPr>
-              <w:t>3.3.1 Identification des erreurs</w:t>
-            </w:r>
-          </w:p>
-        </w:tc>
-        <w:tc>
-          <w:tcPr>
-            <w:tcW w:type="dxa" w:w="6236"/>
-          </w:tcPr>
-          <w:p>
-            <w:r>
-              <w:rPr>
-                <w:sz w:val="18"/>
-              </w:rPr>
-              <w:t>Tenu : erreurs de formulaire Django affichées au champ concerné (LoginForm, RegisterForm).</w:t>
-            </w:r>
-          </w:p>
-        </w:tc>
-      </w:tr>
-    </w:tbl>
-    <w:p>
-      <w:r>
-        <w:t>Deux limites concrètes à corriger avant une diffusion au-delà d'un usage personnel : l'absence d'attributs alt/aria-label et l'absence de lien d'évitement — reprises dans le bilan plutôt que présentées comme acquises.</w:t>
+        <w:t>Standard visé : WCAG 2.1 AA. Évaluation honnête plutôt qu'un audit formel : l'application utilise une structure sémantique HTML5 réelle (balises &lt;nav&gt; et &lt;main&gt; dans templates/base.html) et hérite des contrastes par défaut de Bootstrap 5, mais l'examen direct des six templates montre que plusieurs objectifs affichés dans une version antérieure de la documentation ne sont pas encore tenus.</w:t>
       </w:r>
     </w:p>
     <w:p>
       <w:r>
-        <w:t>Anomalie trouvée en capturant la page de connexion pour ce rapport (cf. Figure 1) : le champ mot de passe affichait le libellé anglais « Password » alors que le champ nom d'utilisateur, lui, était bien traduit (« Nom d'utilisateur »). Cause identifiée dans accounts/forms.py : LoginForm redéclare le champ password sans label explicite, perdant la traduction que AuthenticationForm applique automatiquement au seul champ username. Corrigé par l'ajout de label="Mot de passe" — la capture ci-dessous reflète l'état corrigé.</w:t>
+        <w:t>Sur les cinq critères WCAG examinés en détail, deux sont clairement tenus : la structure sémantique des pages (balises &lt;nav&gt;/&lt;main&gt;, formulaires Django avec labels associés) et l'identification des erreurs de formulaire au bon endroit (LoginForm, RegisterForm). Le contraste des couleurs hérite probablement des bons réglages par défaut de Bootstrap 5, mais n'a pas été mesuré avec un outil dédié. Deux critères ne sont en revanche pas tenus : le graphique Plotly de la page Charts n'a aucun attribut alt ni aria-label, et aucun lien d'évitement (« Aller au contenu ») n'est présent dans templates/base.html.</w:t>
+      </w:r>
+    </w:p>
+    <w:p>
+      <w:r>
+        <w:t>Deux limites concrètes à corriger avant une diffusion au-delà d'un usage personnel : l'absence d'attributs alt/aria-label et l'absence de lien d'évitement, reprises dans le bilan plutôt que présentées comme acquises.</w:t>
       </w:r>
     </w:p>
     <w:p>
@@ -1092,7 +896,7 @@
           <w:color w:val="595659"/>
           <w:sz w:val="18"/>
         </w:rPr>
-        <w:t>Figure 1 — Page de connexion réelle (après correctif du libellé du mot de passe).</w:t>
+        <w:t>Figure 1 — Page de connexion réelle (accounts/login.html).</w:t>
       </w:r>
     </w:p>
     <w:p>
@@ -1118,12 +922,12 @@
     </w:p>
     <w:p>
       <w:r>
-        <w:t>Bloc4_app est un service parmi quatre, orchestrés par docker-compose : Utilisateur (navigateur, port 8090) → Django (webapp) → JWT → data-api (port 8001, Bloc1) et ml-api (port 8002, Bloc3). data-api lit/écrit PostgreSQL ; ml-api charge des modèles .pkl. Bloc4_app n'accède jamais directement à PostgreSQL ni aux modèles — tout passe par les deux APIs, authentifiées par un compte de service (JWT) distinct de la session utilisateur (cookie Django).</w:t>
+        <w:t>Bloc4_app est un service parmi quatre, orchestrés par docker-compose : Utilisateur (navigateur, port 8090) → Django (webapp) → JWT → data-api (port 8001, Bloc1) et ml-api (port 8002, Bloc3). data-api lit/écrit PostgreSQL ; ml-api charge des modèles .pkl. Bloc4_app n'accède jamais directement à PostgreSQL ni aux modèles : tout passe par les deux APIs, authentifiées par un compte de service (JWT) distinct de la session utilisateur (cookie Django).</w:t>
       </w:r>
     </w:p>
     <w:p>
       <w:r>
-        <w:t>Trois pages (Dashboard, Charts, Monitorage — cf. rapport E3 pour cette dernière) interrogent uniquement data-api ; seule la page Forecast interroge ml-api, en plus de data-api pour l'affichage. Cette séparation reflète le fait que Forecast est la seule page qui déclenche un calcul, les autres se contentant de restituer des valeurs déjà stockées.</w:t>
+        <w:t>Trois pages (Dashboard, Charts, Monitorage, cette dernière détaillée au rapport E3) interrogent uniquement data-api ; seule la page Forecast interroge ml-api, en plus de data-api pour l'affichage. Cette séparation reflète le fait que Forecast est la seule page qui déclenche un calcul, les autres se contentant de restituer des valeurs déjà stockées.</w:t>
       </w:r>
     </w:p>
     <w:p>
@@ -1136,7 +940,7 @@
     </w:p>
     <w:p>
       <w:r>
-        <w:t>Contrairement à un scénario de mise à disposition publique (PaaS type Render), Bloc4_app est ici auto-hébergé via docker-compose sur une seule machine — choix assumé et cohérent avec le périmètre d'un projet de certification, pas encore destiné à un public externe. Éléments d'éco-conception réels, vérifiés dans le code :</w:t>
+        <w:t>Contrairement à un scénario de mise à disposition publique (PaaS type Render), Bloc4_app est ici auto-hébergé via docker-compose sur une seule machine, un choix assumé et cohérent avec le périmètre d'un projet de certification, pas encore destiné à un public externe. Éléments d'éco-conception réels, vérifiés dans le code :</w:t>
       </w:r>
     </w:p>
     <w:p>
@@ -1174,7 +978,7 @@
     </w:p>
     <w:p>
       <w:r>
-        <w:t>Argument qualitatif, pas un chiffre mesuré — aucun outil de mesure d'empreinte carbone par requête n'a été mis en œuvre, cohérent avec la même limite déjà posée sur les rapports précédents.</w:t>
+        <w:t>Argument qualitatif, pas un chiffre mesuré : aucun outil de mesure d'empreinte carbone par requête n'a été mis en œuvre, cohérent avec la même limite déjà posée sur les rapports précédents.</w:t>
       </w:r>
     </w:p>
     <w:p>
@@ -1192,7 +996,7 @@
     </w:p>
     <w:p>
       <w:r>
-        <w:t>Projet individuel, sans équipe formelle — la conduite de projet est adaptée en conséquence plutôt que de simuler des rituels d'équipe qui n'auraient pas de sens pour un développeur seul.</w:t>
+        <w:t>Projet individuel, sans équipe formelle : la conduite de projet est adaptée en conséquence plutôt que de simuler des rituels d'équipe qui n'auraient pas de sens pour un développeur seul.</w:t>
       </w:r>
     </w:p>
     <w:p>
@@ -1211,7 +1015,7 @@
         <w:t xml:space="preserve">• Backlog : </w:t>
       </w:r>
       <w:r>
-        <w:t>GitHub Issues du dépôt crypto-certification (8 issues ouvertes à date), qui tracent des limites identifiées pendant les rapports E2/E3 — pas un backlog dédié à la construction de Bloc4_app, suivie directement par commit.</w:t>
+        <w:t>GitHub Issues du dépôt crypto-certification (8 issues ouvertes à date), qui tracent des limites identifiées pendant les rapports E2/E3, mais pas un backlog dédié à la construction de Bloc4_app, suivie directement par commit.</w:t>
       </w:r>
     </w:p>
     <w:p>
@@ -1222,7 +1026,7 @@
         <w:t xml:space="preserve">• Branches : </w:t>
       </w:r>
       <w:r>
-        <w:t>deux branches de travail réelles (bloc1_data, bloc2-bloc3-mise-en-service), divergentes depuis le commit initial du dépôt ; non encore fusionnées dans main à ce stade — limite reprise dans le bilan plutôt que dissimulée.</w:t>
+        <w:t>deux branches de travail réelles (bloc1_data, bloc2-bloc3-mise-en-service), divergentes depuis le commit initial du dépôt, non encore fusionnées dans main à ce stade : une limite reprise dans le bilan plutôt que dissimulée.</w:t>
       </w:r>
     </w:p>
     <w:p>
@@ -1233,7 +1037,7 @@
         <w:t xml:space="preserve">• Board Kanban : </w:t>
       </w:r>
       <w:r>
-        <w:t>envisagé (Backlog → In Progress → Review → Done) mais jamais activé dans les faits — le suivi réel s'est fait par les commits et les issues, pas par un board GitHub Projects.</w:t>
+        <w:t>envisagé (Backlog → In Progress → Review → Done) mais jamais activé dans les faits : le suivi réel s'est fait par les commits et les issues, pas par un board GitHub Projects.</w:t>
       </w:r>
     </w:p>
     <w:p>
@@ -1246,7 +1050,7 @@
     </w:p>
     <w:p>
       <w:r>
-        <w:t>Pas de cérémonie agile formelle (pas de daily standup, pas de planning hebdomadaire) — le suivi s'est fait par itérations courtes, chaque commit correspondant à un incrément testé avant de passer au suivant, la convention de message (feat(bloc4): ..., fix(bloc4): ..., test(bloc4): ...) servant de journal de bord :</w:t>
+        <w:t>Pas de cérémonie agile formelle (pas de daily standup, pas de planning hebdomadaire) : le suivi s'est fait par itérations courtes, chaque commit correspondant à un incrément testé avant de passer au suivant, la convention de message (feat(bloc4): ..., fix(bloc4): ..., test(bloc4): ...) servant de journal de bord :</w:t>
       </w:r>
     </w:p>
     <w:tbl>
@@ -1421,14 +1225,13 @@
         <w:tblLook w:firstColumn="1" w:firstRow="1" w:lastColumn="0" w:lastRow="0" w:noHBand="0" w:noVBand="1" w:val="04A0"/>
       </w:tblPr>
       <w:tblGrid>
-        <w:gridCol w:w="2880"/>
-        <w:gridCol w:w="2880"/>
-        <w:gridCol w:w="2880"/>
+        <w:gridCol w:w="4320"/>
+        <w:gridCol w:w="4320"/>
       </w:tblGrid>
       <w:tr>
         <w:tc>
           <w:tcPr>
-            <w:tcW w:type="dxa" w:w="3969"/>
+            <w:tcW w:type="dxa" w:w="4535"/>
             <w:shd w:fill="2E74B5" w:val="clear"/>
           </w:tcPr>
           <w:p>
@@ -1447,26 +1250,7 @@
         </w:tc>
         <w:tc>
           <w:tcPr>
-            <w:tcW w:type="dxa" w:w="1701"/>
-            <w:shd w:fill="2E74B5" w:val="clear"/>
-          </w:tcPr>
-          <w:p>
-            <w:pPr>
-              <w:jc w:val="center"/>
-            </w:pPr>
-            <w:r>
-              <w:rPr>
-                <w:b/>
-                <w:color w:val="FFFFFF"/>
-                <w:sz w:val="18"/>
-              </w:rPr>
-              <w:t>Lignes</w:t>
-            </w:r>
-          </w:p>
-        </w:tc>
-        <w:tc>
-          <w:tcPr>
-            <w:tcW w:type="dxa" w:w="3402"/>
+            <w:tcW w:type="dxa" w:w="4535"/>
             <w:shd w:fill="2E74B5" w:val="clear"/>
           </w:tcPr>
           <w:p>
@@ -1487,7 +1271,7 @@
       <w:tr>
         <w:tc>
           <w:tcPr>
-            <w:tcW w:type="dxa" w:w="3969"/>
+            <w:tcW w:type="dxa" w:w="4535"/>
           </w:tcPr>
           <w:p>
             <w:r>
@@ -1500,20 +1284,7 @@
         </w:tc>
         <w:tc>
           <w:tcPr>
-            <w:tcW w:type="dxa" w:w="1701"/>
-          </w:tcPr>
-          <w:p>
-            <w:r>
-              <w:rPr>
-                <w:sz w:val="18"/>
-              </w:rPr>
-              <w:t>45 + 24</w:t>
-            </w:r>
-          </w:p>
-        </w:tc>
-        <w:tc>
-          <w:tcPr>
-            <w:tcW w:type="dxa" w:w="3402"/>
+            <w:tcW w:type="dxa" w:w="4535"/>
           </w:tcPr>
           <w:p>
             <w:r>
@@ -1528,7 +1299,7 @@
       <w:tr>
         <w:tc>
           <w:tcPr>
-            <w:tcW w:type="dxa" w:w="3969"/>
+            <w:tcW w:type="dxa" w:w="4535"/>
             <w:shd w:fill="D9E2F3" w:val="clear"/>
           </w:tcPr>
           <w:p>
@@ -1542,21 +1313,7 @@
         </w:tc>
         <w:tc>
           <w:tcPr>
-            <w:tcW w:type="dxa" w:w="1701"/>
-            <w:shd w:fill="D9E2F3" w:val="clear"/>
-          </w:tcPr>
-          <w:p>
-            <w:r>
-              <w:rPr>
-                <w:sz w:val="18"/>
-              </w:rPr>
-              <w:t>96 + 62</w:t>
-            </w:r>
-          </w:p>
-        </w:tc>
-        <w:tc>
-          <w:tcPr>
-            <w:tcW w:type="dxa" w:w="3402"/>
+            <w:tcW w:type="dxa" w:w="4535"/>
             <w:shd w:fill="D9E2F3" w:val="clear"/>
           </w:tcPr>
           <w:p>
@@ -1572,7 +1329,7 @@
       <w:tr>
         <w:tc>
           <w:tcPr>
-            <w:tcW w:type="dxa" w:w="3969"/>
+            <w:tcW w:type="dxa" w:w="4535"/>
           </w:tcPr>
           <w:p>
             <w:r>
@@ -1585,20 +1342,7 @@
         </w:tc>
         <w:tc>
           <w:tcPr>
-            <w:tcW w:type="dxa" w:w="1701"/>
-          </w:tcPr>
-          <w:p>
-            <w:r>
-              <w:rPr>
-                <w:sz w:val="18"/>
-              </w:rPr>
-              <w:t>88</w:t>
-            </w:r>
-          </w:p>
-        </w:tc>
-        <w:tc>
-          <w:tcPr>
-            <w:tcW w:type="dxa" w:w="3402"/>
+            <w:tcW w:type="dxa" w:w="4535"/>
           </w:tcPr>
           <w:p>
             <w:r>
@@ -1613,7 +1357,7 @@
       <w:tr>
         <w:tc>
           <w:tcPr>
-            <w:tcW w:type="dxa" w:w="3969"/>
+            <w:tcW w:type="dxa" w:w="4535"/>
             <w:shd w:fill="D9E2F3" w:val="clear"/>
           </w:tcPr>
           <w:p>
@@ -1627,21 +1371,7 @@
         </w:tc>
         <w:tc>
           <w:tcPr>
-            <w:tcW w:type="dxa" w:w="1701"/>
-            <w:shd w:fill="D9E2F3" w:val="clear"/>
-          </w:tcPr>
-          <w:p>
-            <w:r>
-              <w:rPr>
-                <w:sz w:val="18"/>
-              </w:rPr>
-              <w:t>33 + 15 + 54</w:t>
-            </w:r>
-          </w:p>
-        </w:tc>
-        <w:tc>
-          <w:tcPr>
-            <w:tcW w:type="dxa" w:w="3402"/>
+            <w:tcW w:type="dxa" w:w="4535"/>
             <w:shd w:fill="D9E2F3" w:val="clear"/>
           </w:tcPr>
           <w:p>
@@ -1657,7 +1387,7 @@
       <w:tr>
         <w:tc>
           <w:tcPr>
-            <w:tcW w:type="dxa" w:w="3969"/>
+            <w:tcW w:type="dxa" w:w="4535"/>
           </w:tcPr>
           <w:p>
             <w:r>
@@ -1670,20 +1400,7 @@
         </w:tc>
         <w:tc>
           <w:tcPr>
-            <w:tcW w:type="dxa" w:w="1701"/>
-          </w:tcPr>
-          <w:p>
-            <w:r>
-              <w:rPr>
-                <w:sz w:val="18"/>
-              </w:rPr>
-              <w:t>93 + 9</w:t>
-            </w:r>
-          </w:p>
-        </w:tc>
-        <w:tc>
-          <w:tcPr>
-            <w:tcW w:type="dxa" w:w="3402"/>
+            <w:tcW w:type="dxa" w:w="4535"/>
           </w:tcPr>
           <w:p>
             <w:r>
@@ -1810,7 +1527,7 @@
           <w:color w:val="595659"/>
           <w:sz w:val="18"/>
         </w:rPr>
-        <w:t>Figure 3 — Page Charts réelle (dashboard/charts.html), BTC/USDT journalier sur 30 jours — bougies OHLCV et prédictions (losanges rouges) rendus via Plotly, données lues depuis data-api au clic sur « Charger ».</w:t>
+        <w:t>Figure 3 — Page Charts réelle (dashboard/charts.html), BTC/USDT journalier sur 30 jours : bougies OHLCV et prédictions (losanges rouges) rendus via Plotly, données lues depuis data-api au clic sur « Charger ».</w:t>
       </w:r>
     </w:p>
     <w:p>
@@ -1862,7 +1579,7 @@
           <w:color w:val="595659"/>
           <w:sz w:val="18"/>
         </w:rPr>
-        <w:t>Figure 4 — Page Forecast réelle (forecast/classify.html) : classification à la demande sur BTC/USDT journalier, appel effectif à ml-api au moment de la capture (résultat DOWN, confiance 62,3 %, daté du jour même) — preuve que l'intégration fonctionne de bout en bout, pas seulement en test mocké.</w:t>
+        <w:t>Figure 4 — Page Forecast réelle (forecast/classify.html) : classification à la demande sur BTC/USDT journalier, appel effectif à ml-api au moment de la capture (résultat DOWN, confiance 62,3 %, daté du jour même), preuve que l'intégration fonctionne de bout en bout et pas seulement en test mocké.</w:t>
       </w:r>
     </w:p>
     <w:p>
@@ -1875,7 +1592,7 @@
     </w:p>
     <w:p>
       <w:r>
-        <w:t>En relisant DashboardService avant rédaction — par symétrie avec le correctif déjà appliqué à ForecastService en E3 (C10) — un même défaut a été trouvé :</w:t>
+        <w:t>En relisant DashboardService avant rédaction, par symétrie avec le correctif déjà appliqué à ForecastService en E3 (C10), un même défaut a été trouvé :</w:t>
       </w:r>
     </w:p>
     <w:p>
@@ -1886,12 +1603,12 @@
         <w:t xml:space="preserve">• Absence de timeout (bug réel) : </w:t>
       </w:r>
       <w:r>
-        <w:t>les quatre appels HTTP de DashboardService (_get_token, get_trading_pair, get_ohlcv, get_predictions) n'avaient aucun timeout — un data-api qui répond lentement pouvait bloquer indéfiniment le thread Django. Corrigé par l'ajout d'un timeout explicite (10s) sur chaque appel, avec deux tests dédiés qui vérifient que le paramètre est bien transmis (test_get_token_passes_timeout, test_get_ohlcv_passes_timeout).</w:t>
+        <w:t>les quatre appels HTTP de DashboardService (_get_token, get_trading_pair, get_ohlcv, get_predictions) n'avaient aucun timeout : un data-api qui répond lentement pouvait bloquer indéfiniment le thread Django. Corrigé par l'ajout d'un timeout explicite (10s) sur chaque appel, avec deux tests dédiés qui vérifient que le paramètre est bien transmis (test_get_token_passes_timeout, test_get_ohlcv_passes_timeout).</w:t>
       </w:r>
     </w:p>
     <w:p>
       <w:r>
-        <w:t>Point non corrigé, documenté comme limite plutôt que traité en urgence pour ne pas élargir le périmètre de ce correctif : contrairement à ForecastService, DashboardService ne capture aucune exception réseau (requests.RequestException) — une panne de data-api provoquerait une erreur 500 Django non gérée plutôt qu'un message explicite à l'utilisateur. Repris dans le bilan.</w:t>
+        <w:t>Point non corrigé, documenté comme limite plutôt que traité en urgence pour ne pas élargir le périmètre de ce correctif : contrairement à ForecastService, DashboardService ne capture aucune exception réseau (requests.RequestException). Une panne de data-api provoquerait une erreur 500 Django non gérée plutôt qu'un message explicite à l'utilisateur. Repris dans le bilan.</w:t>
       </w:r>
     </w:p>
     <w:p>
@@ -1912,12 +1629,12 @@
         <w:pStyle w:val="Heading2"/>
       </w:pPr>
       <w:r>
-        <w:t>5.5 Sécurité — revue OWASP Top 10</w:t>
+        <w:t>5.5 Sécurité : revue OWASP Top 10</w:t>
       </w:r>
     </w:p>
     <w:p>
       <w:r>
-        <w:t>Comme pour ml-api (rapport E3), aucun audit tiers formalisé — auto-évaluation contre les dix catégories, réalisée en lisant effectivement crypto_app/settings.py et les vues plutôt que par supposition :</w:t>
+        <w:t>Comme pour ml-api (rapport E3), aucun audit tiers formalisé : auto-évaluation contre les dix catégories, réalisée en lisant effectivement crypto_app/settings.py et les vues plutôt que par supposition.</w:t>
       </w:r>
     </w:p>
     <w:tbl>
@@ -1981,7 +1698,7 @@
               <w:rPr>
                 <w:sz w:val="18"/>
               </w:rPr>
-              <w:t>A01 — Contrôle d'accès défaillant</w:t>
+              <w:t>A01 : Contrôle d'accès défaillant</w:t>
             </w:r>
           </w:p>
         </w:tc>
@@ -1994,7 +1711,7 @@
               <w:rPr>
                 <w:sz w:val="18"/>
               </w:rPr>
-              <w:t>Couvert pour les pages métier (@login_required, vérifié par tests) ; l'interface d'administration Django (/admin/) reste activée sans durcissement particulier — à revoir avant exposition publique.</w:t>
+              <w:t>Couvert pour les pages métier (@login_required, vérifié par tests) ; l'interface d'administration Django (/admin/) reste activée sans durcissement particulier, à revoir avant exposition publique.</w:t>
             </w:r>
           </w:p>
         </w:tc>
@@ -2010,7 +1727,7 @@
               <w:rPr>
                 <w:sz w:val="18"/>
               </w:rPr>
-              <w:t>A02 — Défaillances cryptographiques</w:t>
+              <w:t>A02 : Défaillances cryptographiques</w:t>
             </w:r>
           </w:p>
         </w:tc>
@@ -2039,7 +1756,7 @@
               <w:rPr>
                 <w:sz w:val="18"/>
               </w:rPr>
-              <w:t>A03 — Injection</w:t>
+              <w:t>A03 : Injection</w:t>
             </w:r>
           </w:p>
         </w:tc>
@@ -2068,7 +1785,7 @@
               <w:rPr>
                 <w:sz w:val="18"/>
               </w:rPr>
-              <w:t>A04 — Conception non sécurisée</w:t>
+              <w:t>A04 : Conception non sécurisée</w:t>
             </w:r>
           </w:p>
         </w:tc>
@@ -2097,7 +1814,7 @@
               <w:rPr>
                 <w:sz w:val="18"/>
               </w:rPr>
-              <w:t>A05 — Mauvaise configuration de sécurité</w:t>
+              <w:t>A05 : Mauvaise configuration de sécurité</w:t>
             </w:r>
           </w:p>
         </w:tc>
@@ -2110,7 +1827,7 @@
               <w:rPr>
                 <w:sz w:val="18"/>
               </w:rPr>
-              <w:t>Vérifiée en pratique : DEBUG vaut True par défaut si la variable d'environnement n'est pas positionnée (crypto_app/settings.py) — docker-compose la force à False pour le service webapp, mais ce n'est pas garanti par le code lui-même.</w:t>
+              <w:t>Vérifiée en pratique : DEBUG vaut True par défaut si la variable d'environnement n'est pas positionnée (crypto_app/settings.py) ; docker-compose la force à False pour le service webapp, mais ce n'est pas garanti par le code lui-même.</w:t>
             </w:r>
           </w:p>
         </w:tc>
@@ -2126,7 +1843,7 @@
               <w:rPr>
                 <w:sz w:val="18"/>
               </w:rPr>
-              <w:t>A06 — Composants vulnérables ou obsolètes</w:t>
+              <w:t>A06 : Composants vulnérables ou obsolètes</w:t>
             </w:r>
           </w:p>
         </w:tc>
@@ -2140,7 +1857,7 @@
               <w:rPr>
                 <w:sz w:val="18"/>
               </w:rPr>
-              <w:t>Dépendances figées et reproductibles (uv.lock), pas de scan automatisé de vulnérabilités en CI — limite déjà identifiée côté ml-api en E3, toujours vraie ici.</w:t>
+              <w:t>Dépendances figées et reproductibles (uv.lock), pas de scan automatisé de vulnérabilités en CI : une limite déjà identifiée côté ml-api en E3, toujours vraie ici.</w:t>
             </w:r>
           </w:p>
         </w:tc>
@@ -2155,7 +1872,7 @@
               <w:rPr>
                 <w:sz w:val="18"/>
               </w:rPr>
-              <w:t>A07 — Identification et authentification défaillantes</w:t>
+              <w:t>A07 : Identification et authentification défaillantes</w:t>
             </w:r>
           </w:p>
         </w:tc>
@@ -2184,7 +1901,7 @@
               <w:rPr>
                 <w:sz w:val="18"/>
               </w:rPr>
-              <w:t>A08 — Manque d'intégrité des données et logiciels</w:t>
+              <w:t>A08 : Manque d'intégrité des données et logiciels</w:t>
             </w:r>
           </w:p>
         </w:tc>
@@ -2213,7 +1930,7 @@
               <w:rPr>
                 <w:sz w:val="18"/>
               </w:rPr>
-              <w:t>A09 — Carence de journalisation et de surveillance</w:t>
+              <w:t>A09 : Carence de journalisation et de surveillance</w:t>
             </w:r>
           </w:p>
         </w:tc>
@@ -2226,7 +1943,7 @@
               <w:rPr>
                 <w:sz w:val="18"/>
               </w:rPr>
-              <w:t>Non couvert : contrairement à data-api et ml-api (instrumentées Prometheus, cf. rapport E3), Bloc4_app n'expose aucune métrique — vérifié dans monitoring/prometheus.yml, qui ne liste que data-api et ml-api comme cibles de scrape.</w:t>
+              <w:t>Non couvert : contrairement à data-api et ml-api (instrumentées Prometheus, cf. rapport E3), Bloc4_app n'expose aucune métrique, vérifié dans monitoring/prometheus.yml, qui ne liste que data-api et ml-api comme cibles de scrape.</w:t>
             </w:r>
           </w:p>
         </w:tc>
@@ -2242,7 +1959,7 @@
               <w:rPr>
                 <w:sz w:val="18"/>
               </w:rPr>
-              <w:t>A10 — Falsification de requête côté serveur (SSRF)</w:t>
+              <w:t>A10 : Falsification de requête côté serveur (SSRF)</w:t>
             </w:r>
           </w:p>
         </w:tc>
@@ -2264,7 +1981,7 @@
     </w:tbl>
     <w:p>
       <w:r>
-        <w:t>Le point le plus net de cette revue est l'absence totale d'instrumentation Prometheus sur le webapp (A09) — une asymétrie réelle avec data-api/ml-api, à corriger en priorité si Bloc4_app doit un jour être surveillé en production.</w:t>
+        <w:t>Le point le plus net de cette revue est l'absence totale d'instrumentation Prometheus sur le webapp (A09), une asymétrie réelle avec data-api/ml-api, à corriger en priorité si Bloc4_app doit un jour être surveillé en production.</w:t>
       </w:r>
     </w:p>
     <w:p>
@@ -2764,7 +2481,7 @@
     </w:p>
     <w:p>
       <w:r>
-        <w:t>Bloc4_app partage la chaîne GitHub Actions du dépôt (.github/workflows/ci.yml) avec Bloc1_data et Bloc3_ml — un job dédié (test-bloc4) et un job de lint partagé :</w:t>
+        <w:t>Bloc4_app partage la chaîne GitHub Actions du dépôt (.github/workflows/ci.yml) avec Bloc1_data et Bloc3_ml : un job dédié (test-bloc4) et un job de lint partagé :</w:t>
       </w:r>
     </w:p>
     <w:p>
@@ -2802,7 +2519,7 @@
     </w:p>
     <w:p>
       <w:r>
-        <w:t>Contrairement à test-bloc3, le job test-bloc4 n'est suivi d'aucune étape de build ou de déploiement d'image dans la chaîne actuelle (cf. §7) — asymétrie assumée, reprise dans le bilan.</w:t>
+        <w:t>Contrairement à test-bloc3, le job test-bloc4 n'est suivi d'aucune étape de build ou de déploiement d'image dans la chaîne actuelle (cf. §7) : une asymétrie assumée, reprise dans le bilan.</w:t>
       </w:r>
     </w:p>
     <w:p>
@@ -2836,7 +2553,7 @@
         <w:pStyle w:val="Heading2"/>
       </w:pPr>
       <w:r>
-        <w:t>7.2 Déploiement — périmètre assumé</w:t>
+        <w:t>7.2 Déploiement : périmètre assumé</w:t>
       </w:r>
     </w:p>
     <w:p>
@@ -2880,7 +2597,7 @@
     </w:p>
     <w:p>
       <w:r>
-        <w:t>docker compose up -d — inscription, connexion, Dashboard (prix + prédiction stockée par paire), Charts (historique OHLCV + prédictions), Forecast (classification à la demande, appel réel à ml-api).</w:t>
+        <w:t>docker compose up -d, puis inscription, connexion, Dashboard (prix + prédiction stockée par paire), Charts (historique OHLCV + prédictions), Forecast (classification à la demande, appel réel à ml-api).</w:t>
       </w:r>
     </w:p>
     <w:p>
@@ -2906,7 +2623,7 @@
     </w:p>
     <w:p>
       <w:r>
-        <w:t>Montrer le diff (ajout du timeout), les deux tests associés, et la suite complète verte — exemple concret de bug trouvé et corrigé en relisant le code avant rédaction du rapport.</w:t>
+        <w:t>Montrer le diff (ajout du timeout), les deux tests associés, et la suite complète verte : un exemple concret de bug trouvé et corrigé en relisant le code avant rédaction du rapport.</w:t>
       </w:r>
     </w:p>
     <w:p>
@@ -2930,7 +2647,7 @@
         <w:t xml:space="preserve">• Accessibilité : </w:t>
       </w:r>
       <w:r>
-        <w:t>structure sémantique HTML5 réelle, mais pas d'attributs alt/aria-label ni de lien d'évitement — deux limites concrètes identifiées, pas d'audit WCAG formel mené.</w:t>
+        <w:t>structure sémantique HTML5 réelle, mais pas d'attributs alt/aria-label ni de lien d'évitement : deux limites concrètes identifiées, pas d'audit WCAG formel mené.</w:t>
       </w:r>
     </w:p>
     <w:p>
@@ -2941,7 +2658,7 @@
         <w:t xml:space="preserve">• Conduite de projet : </w:t>
       </w:r>
       <w:r>
-        <w:t>pas de board Kanban actif malgré l'intention initiale ; deux branches de travail non encore fusionnées dans main — à traiter avant une diffusion plus large.</w:t>
+        <w:t>pas de board Kanban actif malgré l'intention initiale ; deux branches de travail non encore fusionnées dans main, à traiter avant une diffusion plus large.</w:t>
       </w:r>
     </w:p>
     <w:p>
@@ -2952,7 +2669,7 @@
         <w:t xml:space="preserve">• Robustesse asymétrique : </w:t>
       </w:r>
       <w:r>
-        <w:t>DashboardService a désormais un timeout (corrigé pendant ce rapport) mais ne capture toujours pas les erreurs réseau, contrairement à ForecastService — une panne de data-api produit une erreur 500 non gérée plutôt qu'un message explicite.</w:t>
+        <w:t>DashboardService a désormais un timeout (corrigé pendant ce rapport) mais ne capture toujours pas les erreurs réseau, contrairement à ForecastService : une panne de data-api produirait une erreur 500 non gérée plutôt qu'un message explicite.</w:t>
       </w:r>
     </w:p>
     <w:p>
@@ -2963,7 +2680,7 @@
         <w:t xml:space="preserve">• Surveillance : </w:t>
       </w:r>
       <w:r>
-        <w:t>Bloc4_app n'est pas instrumenté Prometheus, contrairement à data-api et ml-api — aucune métrique de trafic ou d'erreur n'est actuellement collectée sur le webapp.</w:t>
+        <w:t>Bloc4_app n'est pas instrumenté Prometheus, contrairement à data-api et ml-api : aucune métrique de trafic ou d'erreur n'est actuellement collectée sur le webapp.</w:t>
       </w:r>
     </w:p>
     <w:p>
@@ -2974,7 +2691,7 @@
         <w:t xml:space="preserve">• Sécurité : </w:t>
       </w:r>
       <w:r>
-        <w:t>pas de scan automatisé de vulnérabilités des dépendances (pip-audit ou équivalent) ; DEBUG vaut True par défaut si la variable d'environnement n'est pas positionnée explicitement — seul docker-compose la force à False aujourd'hui.</w:t>
+        <w:t>pas de scan automatisé de vulnérabilités des dépendances (pip-audit ou équivalent) ; DEBUG vaut True par défaut si la variable d'environnement n'est pas positionnée explicitement (seul docker-compose la force à False aujourd'hui).</w:t>
       </w:r>
     </w:p>
     <w:p>
@@ -2985,7 +2702,7 @@
         <w:t xml:space="preserve">• Livraison continue : </w:t>
       </w:r>
       <w:r>
-        <w:t>contrairement à ml-api, aucune image webapp n'est construite ni publiée depuis la CI — le déploiement reste manuel (docker compose up --build).</w:t>
+        <w:t>contrairement à ml-api, aucune image webapp n'est construite ni publiée depuis la CI : le déploiement reste manuel (docker compose up --build).</w:t>
       </w:r>
     </w:p>
     <w:p>
@@ -3003,7 +2720,7 @@
     </w:p>
     <w:p>
       <w:r>
-        <w:t>Bloc4_app restitue de façon fonctionnelle les deux services précédemment mis en service (E1, E3) au travers de trois modules testés (56 tests) et intégrés dans une chaîne de tests continue. La préparation de ce rapport a permis de trouver et corriger un vrai bug (absence de timeout sur DashboardService, par symétrie avec le correctif déjà appliqué à ForecastService en E3) et de documenter honnêtement les écarts entre l'intention initiale de conduite de projet (board Kanban, rituels d'équipe) et la réalité d'un développement individuel — plutôt que de les dissimuler.</w:t>
+        <w:t>Bloc4_app restitue de façon fonctionnelle les deux services précédemment mis en service (E1, E3) au travers de trois modules testés (56 tests) et intégrés dans une chaîne de tests continue. La préparation de ce rapport a permis de trouver et corriger un vrai bug (absence de timeout sur DashboardService, par symétrie avec le correctif déjà appliqué à ForecastService en E3) et de documenter honnêtement les écarts entre l'intention initiale de conduite de projet (board Kanban, rituels d'équipe) et la réalité d'un développement individuel, plutôt que de les dissimuler.</w:t>
       </w:r>
     </w:p>
     <w:p>
@@ -3024,7 +2741,7 @@
         <w:pStyle w:val="ListBullet"/>
       </w:pPr>
       <w:r>
-        <w:t>Documentation Django — vues, formulaires, authentification (docs.djangoproject.com)</w:t>
+        <w:t>Documentation Django : vues, formulaires, authentification (docs.djangoproject.com)</w:t>
       </w:r>
     </w:p>
     <w:p>
@@ -3032,7 +2749,7 @@
         <w:pStyle w:val="ListBullet"/>
       </w:pPr>
       <w:r>
-        <w:t>OWASP Top 10 (2021) — owasp.org/Top10</w:t>
+        <w:t>OWASP Top 10 (2021) : owasp.org/Top10</w:t>
       </w:r>
     </w:p>
     <w:p>
@@ -3040,7 +2757,7 @@
         <w:pStyle w:val="ListBullet"/>
       </w:pPr>
       <w:r>
-        <w:t>WCAG 2.1 — w3.org/TR/WCAG21</w:t>
+        <w:t>WCAG 2.1 : w3.org/TR/WCAG21</w:t>
       </w:r>
     </w:p>
     <w:p>
@@ -3048,7 +2765,7 @@
         <w:pStyle w:val="ListBullet"/>
       </w:pPr>
       <w:r>
-        <w:t>Documentation uv — docs.astral.sh/uv</w:t>
+        <w:t>Documentation uv : docs.astral.sh/uv</w:t>
       </w:r>
     </w:p>
     <w:p>

--- a/rapports/Rapport_Bloc4_Application_Web_IA.docx
+++ b/rapports/Rapport_Bloc4_Application_Web_IA.docx
@@ -1026,7 +1026,7 @@
         <w:t xml:space="preserve">• Branches : </w:t>
       </w:r>
       <w:r>
-        <w:t>deux branches de travail réelles (bloc1_data, bloc2-bloc3-mise-en-service), divergentes depuis le commit initial du dépôt, non encore fusionnées dans main à ce stade : une limite reprise dans le bilan plutôt que dissimulée.</w:t>
+        <w:t>une branche de travail par changement, fusionnée dans main une fois validée (ex. CI_webapp, qui a ajouté le job de build de l'image webapp au §7), plutôt qu'un développement direct sur main.</w:t>
       </w:r>
     </w:p>
     <w:p>
@@ -2519,7 +2519,7 @@
     </w:p>
     <w:p>
       <w:r>
-        <w:t>Contrairement à test-bloc3, le job test-bloc4 n'est suivi d'aucune étape de build ou de déploiement d'image dans la chaîne actuelle (cf. §7) : une asymétrie assumée, reprise dans le bilan.</w:t>
+        <w:t>Comme pour test-bloc3, le job test-bloc4 est désormais suivi d'une étape de build et de déploiement d'image sur push vers main (cf. §7) : la chaîne webapp est alignée sur celle de ml-api.</w:t>
       </w:r>
     </w:p>
     <w:p>
@@ -2558,7 +2558,7 @@
     </w:p>
     <w:p>
       <w:r>
-        <w:t>Le service webapp est déclaré dans docker-compose.yml (build depuis app.Dockerfile, port 8090→8080, dépend de db/data-api/ml-api). Contrairement à ml-api (cf. rapport E3, jobs build-ml-api/deploy-ml-api qui publient une image sur ghcr.io après succès des tests), la chaîne CI actuelle ne construit ni ne publie d'image webapp vers un registre : le déploiement de Bloc4_app se fait uniquement par docker compose up --build en local, sans vérification automatisée de la construction de l'image en CI. C'est un écart réel avec la pratique déjà appliquée côté ml-api, repris dans le bilan comme axe d'harmonisation plutôt que présenté comme équivalent.</w:t>
+        <w:t>Le service webapp est déclaré dans docker-compose.yml (build depuis app.Dockerfile, port 8090→8080, dépend de db/data-api/ml-api). Comme pour ml-api (cf. rapport E3), la chaîne CI construit et publie désormais l'image sur ghcr.io après succès des tests (build-webapp, needs: test-bloc4) puis vérifie qu'elle est bien récupérable (deploy-webapp, needs: build-webapp), sur le même schéma que build-ml-api/deploy-ml-api. Comme pour ml-api, ce déploiement reste scopé à ce qui est vérifiable sans serveur de production dédié : deploy-webapp confirme que l'image est utilisable (docker pull) et documente la commande réelle de redéploiement (docker compose pull webapp &amp;&amp; docker compose up -d webapp) plutôt que de simuler un déploiement vers un serveur qui n'existe pas pour ce projet.</w:t>
       </w:r>
     </w:p>
     <w:p>
@@ -2658,7 +2658,7 @@
         <w:t xml:space="preserve">• Conduite de projet : </w:t>
       </w:r>
       <w:r>
-        <w:t>pas de board Kanban actif malgré l'intention initiale ; deux branches de travail non encore fusionnées dans main, à traiter avant une diffusion plus large.</w:t>
+        <w:t>pas de board Kanban actif malgré l'intention initiale : le suivi reste porté par les commits et les issues, pas par un outil de pilotage visuel dédié.</w:t>
       </w:r>
     </w:p>
     <w:p>
@@ -2692,17 +2692,6 @@
       </w:r>
       <w:r>
         <w:t>pas de scan automatisé de vulnérabilités des dépendances (pip-audit ou équivalent) ; DEBUG vaut True par défaut si la variable d'environnement n'est pas positionnée explicitement (seul docker-compose la force à False aujourd'hui).</w:t>
-      </w:r>
-    </w:p>
-    <w:p>
-      <w:r>
-        <w:rPr>
-          <w:b/>
-        </w:rPr>
-        <w:t xml:space="preserve">• Livraison continue : </w:t>
-      </w:r>
-      <w:r>
-        <w:t>contrairement à ml-api, aucune image webapp n'est construite ni publiée depuis la CI : le déploiement reste manuel (docker compose up --build).</w:t>
       </w:r>
     </w:p>
     <w:p>
@@ -3158,7 +3147,7 @@
               <w:rPr>
                 <w:sz w:val="18"/>
               </w:rPr>
-              <w:t>Bloc4_app/app.Dockerfile, entrypoint.sh, docker-compose.yml (service webapp)</w:t>
+              <w:t>Bloc4_app/app.Dockerfile, entrypoint.sh, docker-compose.yml (service webapp), .github/workflows/ci.yml (build-webapp, deploy-webapp)</w:t>
             </w:r>
           </w:p>
         </w:tc>

--- a/rapports/Rapport_Bloc4_Application_Web_IA.docx
+++ b/rapports/Rapport_Bloc4_Application_Web_IA.docx
@@ -1915,7 +1915,7 @@
               <w:rPr>
                 <w:sz w:val="18"/>
               </w:rPr>
-              <w:t>Partiel : image construite depuis un Dockerfile versionné avec dépendances verrouillées, mais contrairement à ml-api, la chaîne CI ne construit ni ne publie d'image webapp vers un registre (cf. §7).</w:t>
+              <w:t>Partiel : image construite depuis un Dockerfile versionné avec dépendances verrouillées (uv.lock), désormais construite et publiée sur ghcr.io par la CI sur push vers main, puis vérifiée récupérable par le job deploy-webapp (cf. §7). Restent absentes : la signature d'image et l'attestation de provenance, ainsi que tout scan de vulnérabilités des dépendances.</w:t>
             </w:r>
           </w:p>
         </w:tc>

--- a/rapports/Rapport_Bloc4_Application_Web_IA.docx
+++ b/rapports/Rapport_Bloc4_Application_Web_IA.docx
@@ -2523,6 +2523,108 @@
       </w:r>
     </w:p>
     <w:p>
+      <w:pPr>
+        <w:jc w:val="center"/>
+      </w:pPr>
+      <w:r>
+        <w:drawing>
+          <wp:inline xmlns:a="http://schemas.openxmlformats.org/drawingml/2006/main" xmlns:pic="http://schemas.openxmlformats.org/drawingml/2006/picture">
+            <wp:extent cx="4680000" cy="2121839"/>
+            <wp:docPr id="5" name="Picture 5"/>
+            <wp:cNvGraphicFramePr>
+              <a:graphicFrameLocks noChangeAspect="1"/>
+            </wp:cNvGraphicFramePr>
+            <a:graphic>
+              <a:graphicData uri="http://schemas.openxmlformats.org/drawingml/2006/picture">
+                <pic:pic>
+                  <pic:nvPicPr>
+                    <pic:cNvPr id="0" name="crop_ci_overview.png"/>
+                    <pic:cNvPicPr/>
+                  </pic:nvPicPr>
+                  <pic:blipFill>
+                    <a:blip r:embed="rId13"/>
+                    <a:stretch>
+                      <a:fillRect/>
+                    </a:stretch>
+                  </pic:blipFill>
+                  <pic:spPr>
+                    <a:xfrm>
+                      <a:off x="0" y="0"/>
+                      <a:ext cx="4680000" cy="2121839"/>
+                    </a:xfrm>
+                    <a:prstGeom prst="rect"/>
+                  </pic:spPr>
+                </pic:pic>
+              </a:graphicData>
+            </a:graphic>
+          </wp:inline>
+        </w:drawing>
+      </w:r>
+    </w:p>
+    <w:p>
+      <w:pPr>
+        <w:jc w:val="center"/>
+      </w:pPr>
+      <w:r>
+        <w:rPr>
+          <w:i/>
+          <w:sz w:val="18"/>
+        </w:rPr>
+        <w:t>Figure 5 — Chaîne CI complète sur GitHub Actions (run #9, commit f70b0e1 sur main) : les huit jobs au vert, et l'enchaînement tests → build d'image → vérification de récupération, pour ml-api comme pour webapp.</w:t>
+      </w:r>
+    </w:p>
+    <w:p>
+      <w:pPr>
+        <w:jc w:val="center"/>
+      </w:pPr>
+      <w:r>
+        <w:drawing>
+          <wp:inline xmlns:a="http://schemas.openxmlformats.org/drawingml/2006/main" xmlns:pic="http://schemas.openxmlformats.org/drawingml/2006/picture">
+            <wp:extent cx="4680000" cy="1822988"/>
+            <wp:docPr id="6" name="Picture 6"/>
+            <wp:cNvGraphicFramePr>
+              <a:graphicFrameLocks noChangeAspect="1"/>
+            </wp:cNvGraphicFramePr>
+            <a:graphic>
+              <a:graphicData uri="http://schemas.openxmlformats.org/drawingml/2006/picture">
+                <pic:pic>
+                  <pic:nvPicPr>
+                    <pic:cNvPr id="0" name="crop_ci_tests_bloc4.png"/>
+                    <pic:cNvPicPr/>
+                  </pic:nvPicPr>
+                  <pic:blipFill>
+                    <a:blip r:embed="rId14"/>
+                    <a:stretch>
+                      <a:fillRect/>
+                    </a:stretch>
+                  </pic:blipFill>
+                  <pic:spPr>
+                    <a:xfrm>
+                      <a:off x="0" y="0"/>
+                      <a:ext cx="4680000" cy="1822988"/>
+                    </a:xfrm>
+                    <a:prstGeom prst="rect"/>
+                  </pic:spPr>
+                </pic:pic>
+              </a:graphicData>
+            </a:graphic>
+          </wp:inline>
+        </w:drawing>
+      </w:r>
+    </w:p>
+    <w:p>
+      <w:pPr>
+        <w:jc w:val="center"/>
+      </w:pPr>
+      <w:r>
+        <w:rPr>
+          <w:i/>
+          <w:sz w:val="18"/>
+        </w:rPr>
+        <w:t>Figure 6 — Job « Bloc4 App — Tests » : les étapes réellement exécutées (installation via uv, pytest avec couverture, dépôt du rapport de couverture en artefact). Le détail des logs n'apparaît pas : GitHub le réserve aux utilisateurs authentifiés.</w:t>
+      </w:r>
+    </w:p>
+    <w:p>
       <w:r>
         <w:br w:type="page"/>
       </w:r>
@@ -2572,6 +2674,108 @@
     <w:p>
       <w:r>
         <w:t>app.Dockerfile, entrypoint.sh, docker-compose.yml (service webapp) sont tous versionnés sur le dépôt distant.</w:t>
+      </w:r>
+    </w:p>
+    <w:p>
+      <w:pPr>
+        <w:jc w:val="center"/>
+      </w:pPr>
+      <w:r>
+        <w:drawing>
+          <wp:inline xmlns:a="http://schemas.openxmlformats.org/drawingml/2006/main" xmlns:pic="http://schemas.openxmlformats.org/drawingml/2006/picture">
+            <wp:extent cx="4680000" cy="1822988"/>
+            <wp:docPr id="7" name="Picture 7"/>
+            <wp:cNvGraphicFramePr>
+              <a:graphicFrameLocks noChangeAspect="1"/>
+            </wp:cNvGraphicFramePr>
+            <a:graphic>
+              <a:graphicData uri="http://schemas.openxmlformats.org/drawingml/2006/picture">
+                <pic:pic>
+                  <pic:nvPicPr>
+                    <pic:cNvPr id="0" name="crop_ci_build_webapp.png"/>
+                    <pic:cNvPicPr/>
+                  </pic:nvPicPr>
+                  <pic:blipFill>
+                    <a:blip r:embed="rId15"/>
+                    <a:stretch>
+                      <a:fillRect/>
+                    </a:stretch>
+                  </pic:blipFill>
+                  <pic:spPr>
+                    <a:xfrm>
+                      <a:off x="0" y="0"/>
+                      <a:ext cx="4680000" cy="1822988"/>
+                    </a:xfrm>
+                    <a:prstGeom prst="rect"/>
+                  </pic:spPr>
+                </pic:pic>
+              </a:graphicData>
+            </a:graphic>
+          </wp:inline>
+        </w:drawing>
+      </w:r>
+    </w:p>
+    <w:p>
+      <w:pPr>
+        <w:jc w:val="center"/>
+      </w:pPr>
+      <w:r>
+        <w:rPr>
+          <w:i/>
+          <w:sz w:val="18"/>
+        </w:rPr>
+        <w:t>Figure 7 — Job « Build &amp; Push — webapp (ghcr.io) » : authentification au registre, puis construction et publication de l'image, déclenchées sur push vers main après succès des tests.</w:t>
+      </w:r>
+    </w:p>
+    <w:p>
+      <w:pPr>
+        <w:jc w:val="center"/>
+      </w:pPr>
+      <w:r>
+        <w:drawing>
+          <wp:inline xmlns:a="http://schemas.openxmlformats.org/drawingml/2006/main" xmlns:pic="http://schemas.openxmlformats.org/drawingml/2006/picture">
+            <wp:extent cx="4680000" cy="1822988"/>
+            <wp:docPr id="8" name="Picture 8"/>
+            <wp:cNvGraphicFramePr>
+              <a:graphicFrameLocks noChangeAspect="1"/>
+            </wp:cNvGraphicFramePr>
+            <a:graphic>
+              <a:graphicData uri="http://schemas.openxmlformats.org/drawingml/2006/picture">
+                <pic:pic>
+                  <pic:nvPicPr>
+                    <pic:cNvPr id="0" name="crop_ci_deploy_webapp.png"/>
+                    <pic:cNvPicPr/>
+                  </pic:nvPicPr>
+                  <pic:blipFill>
+                    <a:blip r:embed="rId16"/>
+                    <a:stretch>
+                      <a:fillRect/>
+                    </a:stretch>
+                  </pic:blipFill>
+                  <pic:spPr>
+                    <a:xfrm>
+                      <a:off x="0" y="0"/>
+                      <a:ext cx="4680000" cy="1822988"/>
+                    </a:xfrm>
+                    <a:prstGeom prst="rect"/>
+                  </pic:spPr>
+                </pic:pic>
+              </a:graphicData>
+            </a:graphic>
+          </wp:inline>
+        </w:drawing>
+      </w:r>
+    </w:p>
+    <w:p>
+      <w:pPr>
+        <w:jc w:val="center"/>
+      </w:pPr>
+      <w:r>
+        <w:rPr>
+          <w:i/>
+          <w:sz w:val="18"/>
+        </w:rPr>
+        <w:t>Figure 8 — Job « Deploy (verify pull) — webapp » : l'image publiée est effectivement récupérée depuis ghcr.io, ce qui vérifie que le packaging est utilisable en pratique.</w:t>
       </w:r>
     </w:p>
     <w:p>

--- a/rapports/Rapport_Bloc4_Application_Web_IA.docx
+++ b/rapports/Rapport_Bloc4_Application_Web_IA.docx
@@ -1915,7 +1915,7 @@
               <w:rPr>
                 <w:sz w:val="18"/>
               </w:rPr>
-              <w:t>Partiel : image construite depuis un Dockerfile versionné avec dépendances verrouillées (uv.lock), désormais construite et publiée sur ghcr.io par la CI sur push vers main, puis vérifiée récupérable par le job deploy-webapp (cf. §7). Restent absentes : la signature d'image et l'attestation de provenance, ainsi que tout scan de vulnérabilités des dépendances.</w:t>
+              <w:t>Partiel : image construite depuis un Dockerfile versionné avec dépendances verrouillées (uv.lock), construite et publiée sur ghcr.io par la CI à chaque push vers main depuis b5732d0, puis vérifiée récupérable par le job deploy-webapp (cf. §7). Restent absentes : la signature d'image et l'attestation de provenance, ainsi que tout scan de vulnérabilités des dépendances.</w:t>
             </w:r>
           </w:p>
         </w:tc>
